--- a/Т_И_С/ПМ1_ТИС_Установка и сопровождение программного и аппаратного обеспечения/РО1-5-Администрировать Windows и Windows Server на базовом уровне/labs/ЛР 1 - Установка и первичная настройка Windows .docx
+++ b/Т_И_С/ПМ1_ТИС_Установка и сопровождение программного и аппаратного обеспечения/РО1-5-Администрировать Windows и Windows Server на базовом уровне/labs/ЛР 1 - Установка и первичная настройка Windows .docx
@@ -1,6 +1,6 @@
 
 <file path=word/document.xml><?xml version="1.0" encoding="utf-8"?>
-<w:document xmlns:wpc="http://schemas.microsoft.com/office/word/2010/wordprocessingCanvas" xmlns:cx="http://schemas.microsoft.com/office/drawing/2014/chartex" xmlns:cx1="http://schemas.microsoft.com/office/drawing/2015/9/8/chartex" xmlns:cx2="http://schemas.microsoft.com/office/drawing/2015/10/21/chartex" xmlns:cx3="http://schemas.microsoft.com/office/drawing/2016/5/9/chartex" xmlns:cx4="http://schemas.microsoft.com/office/drawing/2016/5/10/chartex" xmlns:cx5="http://schemas.microsoft.com/office/drawing/2016/5/11/chartex" xmlns:cx6="http://schemas.microsoft.com/office/drawing/2016/5/12/chartex" xmlns:cx7="http://schemas.microsoft.com/office/drawing/2016/5/13/chartex" xmlns:cx8="http://schemas.microsoft.com/office/drawing/2016/5/14/chartex" xmlns:mc="http://schemas.openxmlformats.org/markup-compatibility/2006" xmlns:aink="http://schemas.microsoft.com/office/drawing/2016/ink" xmlns:am3d="http://schemas.microsoft.com/office/drawing/2017/model3d" xmlns:o="urn:schemas-microsoft-com:office:office" xmlns:oel="http://schemas.microsoft.com/office/2019/extlst" xmlns:r="http://schemas.openxmlformats.org/officeDocument/2006/relationships" xmlns:m="http://schemas.openxmlformats.org/officeDocument/2006/math" xmlns:v="urn:schemas-microsoft-com:vml" xmlns:wp14="http://schemas.microsoft.com/office/word/2010/wordprocessingDrawing" xmlns:wp="http://schemas.openxmlformats.org/drawingml/2006/wordprocessingDrawing" xmlns:w10="urn:schemas-microsoft-com:office:word" xmlns:w="http://schemas.openxmlformats.org/wordprocessingml/2006/main" xmlns:w14="http://schemas.microsoft.com/office/word/2010/wordml" xmlns:w15="http://schemas.microsoft.com/office/word/2012/wordml" xmlns:w16cei="http://schemas.microsoft.com/office/word/2026/wordml/cei" xmlns:w16cex="http://schemas.microsoft.com/office/word/2018/wordml/cex" xmlns:w16cid="http://schemas.microsoft.com/office/word/2016/wordml/cid" xmlns:w16="http://schemas.microsoft.com/office/word/2018/wordml" xmlns:w16du="http://schemas.microsoft.com/office/word/2023/wordml/word16du" xmlns:w16sdtdh="http://schemas.microsoft.com/office/word/2020/wordml/sdtdatahash" xmlns:w16sdtfl="http://schemas.microsoft.com/office/word/2024/wordml/sdtformatlock" xmlns:w16se="http://schemas.microsoft.com/office/word/2015/wordml/symex" xmlns:wpg="http://schemas.microsoft.com/office/word/2010/wordprocessingGroup" xmlns:wpi="http://schemas.microsoft.com/office/word/2010/wordprocessingInk" xmlns:wne="http://schemas.microsoft.com/office/word/2006/wordml" xmlns:wps="http://schemas.microsoft.com/office/word/2010/wordprocessingShape" mc:Ignorable="w14 w15 w16se w16cid w16 w16cex w16sdtdh w16sdtfl w16du wp14">
+<w:document xmlns:wpc="http://schemas.microsoft.com/office/word/2010/wordprocessingCanvas" xmlns:cx="http://schemas.microsoft.com/office/drawing/2014/chartex" xmlns:cx1="http://schemas.microsoft.com/office/drawing/2015/9/8/chartex" xmlns:cx2="http://schemas.microsoft.com/office/drawing/2015/10/21/chartex" xmlns:cx3="http://schemas.microsoft.com/office/drawing/2016/5/9/chartex" xmlns:cx4="http://schemas.microsoft.com/office/drawing/2016/5/10/chartex" xmlns:cx5="http://schemas.microsoft.com/office/drawing/2016/5/11/chartex" xmlns:cx6="http://schemas.microsoft.com/office/drawing/2016/5/12/chartex" xmlns:cx7="http://schemas.microsoft.com/office/drawing/2016/5/13/chartex" xmlns:cx8="http://schemas.microsoft.com/office/drawing/2016/5/14/chartex" xmlns:mc="http://schemas.openxmlformats.org/markup-compatibility/2006" xmlns:aink="http://schemas.microsoft.com/office/drawing/2016/ink" xmlns:am3d="http://schemas.microsoft.com/office/drawing/2017/model3d" xmlns:o="urn:schemas-microsoft-com:office:office" xmlns:oel="http://schemas.microsoft.com/office/2019/extlst" xmlns:r="http://schemas.openxmlformats.org/officeDocument/2006/relationships" xmlns:m="http://schemas.openxmlformats.org/officeDocument/2006/math" xmlns:v="urn:schemas-microsoft-com:vml" xmlns:wp14="http://schemas.microsoft.com/office/word/2010/wordprocessingDrawing" xmlns:wp="http://schemas.openxmlformats.org/drawingml/2006/wordprocessingDrawing" xmlns:w10="urn:schemas-microsoft-com:office:word" xmlns:w="http://schemas.openxmlformats.org/wordprocessingml/2006/main" xmlns:w14="http://schemas.microsoft.com/office/word/2010/wordml" xmlns:w15="http://schemas.microsoft.com/office/word/2012/wordml" xmlns:w16cex="http://schemas.microsoft.com/office/word/2018/wordml/cex" xmlns:w16cid="http://schemas.microsoft.com/office/word/2016/wordml/cid" xmlns:w16="http://schemas.microsoft.com/office/word/2018/wordml" xmlns:w16du="http://schemas.microsoft.com/office/word/2023/wordml/word16du" xmlns:w16sdtdh="http://schemas.microsoft.com/office/word/2020/wordml/sdtdatahash" xmlns:w16sdtfl="http://schemas.microsoft.com/office/word/2024/wordml/sdtformatlock" xmlns:w16se="http://schemas.microsoft.com/office/word/2015/wordml/symex" xmlns:wpg="http://schemas.microsoft.com/office/word/2010/wordprocessingGroup" xmlns:wpi="http://schemas.microsoft.com/office/word/2010/wordprocessingInk" xmlns:wne="http://schemas.microsoft.com/office/word/2006/wordml" xmlns:wps="http://schemas.microsoft.com/office/word/2010/wordprocessingShape" mc:Ignorable="w14 w15 w16se w16cid w16 w16cex w16sdtdh w16sdtfl w16du wp14">
   <w:body>
     <w:p>
       <w:pPr>
@@ -20,7 +20,7 @@
         <w:rPr>
           <w:lang w:val="ru-RU"/>
         </w:rPr>
-        <w:t xml:space="preserve"> 001</w:t>
+        <w:t xml:space="preserve"> 1</w:t>
       </w:r>
     </w:p>
     <w:p>
@@ -386,37 +386,8 @@
           <w:numId w:val="3"/>
         </w:numPr>
       </w:pPr>
-      <w:proofErr w:type="spellStart"/>
-      <w:r>
-        <w:t>Создать</w:t>
-      </w:r>
-      <w:proofErr w:type="spellEnd"/>
-      <w:r>
-        <w:t xml:space="preserve"> </w:t>
-      </w:r>
-      <w:proofErr w:type="spellStart"/>
-      <w:r>
-        <w:t>новую</w:t>
-      </w:r>
-      <w:proofErr w:type="spellEnd"/>
-      <w:r>
-        <w:t xml:space="preserve"> </w:t>
-      </w:r>
-      <w:proofErr w:type="spellStart"/>
-      <w:r>
-        <w:t>виртуальную</w:t>
-      </w:r>
-      <w:proofErr w:type="spellEnd"/>
-      <w:r>
-        <w:t xml:space="preserve"> </w:t>
-      </w:r>
-      <w:proofErr w:type="spellStart"/>
-      <w:r>
-        <w:t>машину</w:t>
-      </w:r>
-      <w:proofErr w:type="spellEnd"/>
-      <w:r>
-        <w:t>.</w:t>
+      <w:r>
+        <w:t>Создать новую виртуальную машину.</w:t>
       </w:r>
     </w:p>
     <w:p>
@@ -482,21 +453,8 @@
           <w:numId w:val="3"/>
         </w:numPr>
       </w:pPr>
-      <w:proofErr w:type="spellStart"/>
-      <w:r>
-        <w:t>Подключить</w:t>
-      </w:r>
-      <w:proofErr w:type="spellEnd"/>
-      <w:r>
-        <w:t xml:space="preserve"> ISO-</w:t>
-      </w:r>
-      <w:proofErr w:type="spellStart"/>
-      <w:r>
-        <w:t>образ</w:t>
-      </w:r>
-      <w:proofErr w:type="spellEnd"/>
-      <w:r>
-        <w:t xml:space="preserve"> Windows.</w:t>
+      <w:r>
+        <w:t>Подключить ISO-образ Windows.</w:t>
       </w:r>
     </w:p>
     <w:p>
@@ -579,29 +537,8 @@
           <w:numId w:val="3"/>
         </w:numPr>
       </w:pPr>
-      <w:proofErr w:type="spellStart"/>
-      <w:r>
-        <w:t>Запустить</w:t>
-      </w:r>
-      <w:proofErr w:type="spellEnd"/>
-      <w:r>
-        <w:t xml:space="preserve"> </w:t>
-      </w:r>
-      <w:proofErr w:type="spellStart"/>
-      <w:r>
-        <w:t>виртуальную</w:t>
-      </w:r>
-      <w:proofErr w:type="spellEnd"/>
-      <w:r>
-        <w:t xml:space="preserve"> </w:t>
-      </w:r>
-      <w:proofErr w:type="spellStart"/>
-      <w:r>
-        <w:t>машину</w:t>
-      </w:r>
-      <w:proofErr w:type="spellEnd"/>
-      <w:r>
-        <w:t>.</w:t>
+      <w:r>
+        <w:t>Запустить виртуальную машину.</w:t>
       </w:r>
     </w:p>
     <w:p>
@@ -680,21 +617,8 @@
           <w:numId w:val="4"/>
         </w:numPr>
       </w:pPr>
-      <w:proofErr w:type="spellStart"/>
-      <w:r>
-        <w:t>Запустить</w:t>
-      </w:r>
-      <w:proofErr w:type="spellEnd"/>
-      <w:r>
-        <w:t xml:space="preserve"> </w:t>
-      </w:r>
-      <w:proofErr w:type="spellStart"/>
-      <w:r>
-        <w:t>установку</w:t>
-      </w:r>
-      <w:proofErr w:type="spellEnd"/>
-      <w:r>
-        <w:t xml:space="preserve"> Windows.</w:t>
+      <w:r>
+        <w:t>Запустить установку Windows.</w:t>
       </w:r>
     </w:p>
     <w:p>
@@ -812,29 +736,8 @@
           <w:numId w:val="5"/>
         </w:numPr>
       </w:pPr>
-      <w:proofErr w:type="spellStart"/>
-      <w:r>
-        <w:t>Завершить</w:t>
-      </w:r>
-      <w:proofErr w:type="spellEnd"/>
-      <w:r>
-        <w:t xml:space="preserve"> </w:t>
-      </w:r>
-      <w:proofErr w:type="spellStart"/>
-      <w:r>
-        <w:t>первоначальную</w:t>
-      </w:r>
-      <w:proofErr w:type="spellEnd"/>
-      <w:r>
-        <w:t xml:space="preserve"> </w:t>
-      </w:r>
-      <w:proofErr w:type="spellStart"/>
-      <w:r>
-        <w:t>настройку</w:t>
-      </w:r>
-      <w:proofErr w:type="spellEnd"/>
-      <w:r>
-        <w:t xml:space="preserve"> OOBE.</w:t>
+      <w:r>
+        <w:t>Завершить первоначальную настройку OOBE.</w:t>
       </w:r>
     </w:p>
     <w:p>
@@ -890,14 +793,12 @@
           <w:lang w:val="ru-RU"/>
         </w:rPr>
       </w:pPr>
-      <w:proofErr w:type="spellStart"/>
       <w:r>
         <w:rPr>
           <w:rStyle w:val="NormalTok"/>
         </w:rPr>
         <w:t>winver</w:t>
       </w:r>
-      <w:proofErr w:type="spellEnd"/>
     </w:p>
     <w:p>
       <w:pPr>
@@ -921,13 +822,8 @@
           <w:numId w:val="6"/>
         </w:numPr>
       </w:pPr>
-      <w:proofErr w:type="spellStart"/>
-      <w:r>
-        <w:t>редакцию</w:t>
-      </w:r>
-      <w:proofErr w:type="spellEnd"/>
-      <w:r>
-        <w:t xml:space="preserve"> Windows;</w:t>
+      <w:r>
+        <w:t>редакцию Windows;</w:t>
       </w:r>
     </w:p>
     <w:p>
@@ -999,14 +895,12 @@
           <w:lang w:val="ru-RU"/>
         </w:rPr>
       </w:pPr>
-      <w:proofErr w:type="spellStart"/>
       <w:r>
         <w:rPr>
           <w:rStyle w:val="VerbatimChar"/>
         </w:rPr>
         <w:t>LocalAdmin</w:t>
       </w:r>
-      <w:proofErr w:type="spellEnd"/>
       <w:r>
         <w:rPr>
           <w:rStyle w:val="VerbatimChar"/>
@@ -1056,7 +950,6 @@
           <w:numId w:val="7"/>
         </w:numPr>
       </w:pPr>
-      <w:proofErr w:type="spellStart"/>
       <w:r>
         <w:rPr>
           <w:rStyle w:val="VerbatimChar"/>
@@ -1064,25 +957,8 @@
         <w:lastRenderedPageBreak/>
         <w:t>LocalAdmin</w:t>
       </w:r>
-      <w:proofErr w:type="spellEnd"/>
-      <w:r>
-        <w:t xml:space="preserve"> </w:t>
-      </w:r>
-      <w:proofErr w:type="spellStart"/>
-      <w:r>
-        <w:t>входит</w:t>
-      </w:r>
-      <w:proofErr w:type="spellEnd"/>
-      <w:r>
-        <w:t xml:space="preserve"> в </w:t>
-      </w:r>
-      <w:proofErr w:type="spellStart"/>
-      <w:r>
-        <w:t>локальную</w:t>
-      </w:r>
-      <w:proofErr w:type="spellEnd"/>
-      <w:r>
-        <w:t xml:space="preserve"> группу Administrators;</w:t>
+      <w:r>
+        <w:t xml:space="preserve"> входит в локальную группу Administrators;</w:t>
       </w:r>
     </w:p>
     <w:p>
@@ -1143,21 +1019,8 @@
       <w:pPr>
         <w:pStyle w:val="FirstParagraph"/>
       </w:pPr>
-      <w:proofErr w:type="spellStart"/>
-      <w:r>
-        <w:t>Команды</w:t>
-      </w:r>
-      <w:proofErr w:type="spellEnd"/>
-      <w:r>
-        <w:t xml:space="preserve"> </w:t>
-      </w:r>
-      <w:proofErr w:type="spellStart"/>
-      <w:r>
-        <w:t>проверки</w:t>
-      </w:r>
-      <w:proofErr w:type="spellEnd"/>
-      <w:r>
-        <w:t>:</w:t>
+      <w:r>
+        <w:t>Команды проверки:</w:t>
       </w:r>
     </w:p>
     <w:p>
@@ -1189,14 +1052,12 @@
           <w:lang w:val="ru-RU"/>
         </w:rPr>
       </w:pPr>
-      <w:proofErr w:type="spellStart"/>
       <w:r>
         <w:rPr>
           <w:rStyle w:val="NormalTok"/>
         </w:rPr>
         <w:t>whoami</w:t>
       </w:r>
-      <w:proofErr w:type="spellEnd"/>
     </w:p>
     <w:p>
       <w:pPr>
@@ -1569,29 +1430,8 @@
           <w:numId w:val="8"/>
         </w:numPr>
       </w:pPr>
-      <w:proofErr w:type="spellStart"/>
-      <w:r>
-        <w:t>Удалить</w:t>
-      </w:r>
-      <w:proofErr w:type="spellEnd"/>
-      <w:r>
-        <w:t xml:space="preserve"> </w:t>
-      </w:r>
-      <w:proofErr w:type="spellStart"/>
-      <w:r>
-        <w:t>ненужные</w:t>
-      </w:r>
-      <w:proofErr w:type="spellEnd"/>
-      <w:r>
-        <w:t xml:space="preserve"> </w:t>
-      </w:r>
-      <w:proofErr w:type="spellStart"/>
-      <w:r>
-        <w:t>раскладки</w:t>
-      </w:r>
-      <w:proofErr w:type="spellEnd"/>
-      <w:r>
-        <w:t>.</w:t>
+      <w:r>
+        <w:t>Удалить ненужные раскладки.</w:t>
       </w:r>
     </w:p>
     <w:p>
@@ -1781,13 +1621,8 @@
           <w:numId w:val="10"/>
         </w:numPr>
       </w:pPr>
-      <w:proofErr w:type="spellStart"/>
-      <w:r>
-        <w:t>Перезагрузить</w:t>
-      </w:r>
-      <w:proofErr w:type="spellEnd"/>
-      <w:r>
-        <w:t xml:space="preserve"> Windows.</w:t>
+      <w:r>
+        <w:t>Перезагрузить Windows.</w:t>
       </w:r>
     </w:p>
     <w:p>
@@ -2302,13 +2137,8 @@
           <w:numId w:val="13"/>
         </w:numPr>
       </w:pPr>
-      <w:proofErr w:type="spellStart"/>
-      <w:r>
-        <w:t>браузер</w:t>
-      </w:r>
-      <w:proofErr w:type="spellEnd"/>
-      <w:r>
-        <w:t>;</w:t>
+      <w:r>
+        <w:t>браузер;</w:t>
       </w:r>
     </w:p>
     <w:p>
@@ -2360,11 +2190,9 @@
         </w:rPr>
         <w:t xml:space="preserve">Хотя бы одну программу установить через </w:t>
       </w:r>
-      <w:proofErr w:type="spellStart"/>
       <w:r>
         <w:t>WinGet</w:t>
       </w:r>
-      <w:proofErr w:type="spellEnd"/>
       <w:r>
         <w:rPr>
           <w:lang w:val="ru-RU"/>
@@ -2376,13 +2204,8 @@
       <w:pPr>
         <w:pStyle w:val="a0"/>
       </w:pPr>
-      <w:proofErr w:type="spellStart"/>
-      <w:r>
-        <w:t>Пример</w:t>
-      </w:r>
-      <w:proofErr w:type="spellEnd"/>
-      <w:r>
-        <w:t>:</w:t>
+      <w:r>
+        <w:t>Пример:</w:t>
       </w:r>
     </w:p>
     <w:p>
@@ -2452,14 +2275,12 @@
           <w:lang w:val="ru-RU"/>
         </w:rPr>
       </w:pPr>
-      <w:proofErr w:type="spellStart"/>
       <w:r>
         <w:rPr>
           <w:rStyle w:val="NormalTok"/>
         </w:rPr>
         <w:t>winget</w:t>
       </w:r>
-      <w:proofErr w:type="spellEnd"/>
       <w:r>
         <w:rPr>
           <w:rStyle w:val="NormalTok"/>
@@ -2497,37 +2318,8 @@
           <w:numId w:val="14"/>
         </w:numPr>
       </w:pPr>
-      <w:proofErr w:type="spellStart"/>
-      <w:r>
-        <w:t>использовать</w:t>
-      </w:r>
-      <w:proofErr w:type="spellEnd"/>
-      <w:r>
-        <w:t xml:space="preserve"> </w:t>
-      </w:r>
-      <w:proofErr w:type="spellStart"/>
-      <w:r>
-        <w:t>только</w:t>
-      </w:r>
-      <w:proofErr w:type="spellEnd"/>
-      <w:r>
-        <w:t xml:space="preserve"> </w:t>
-      </w:r>
-      <w:proofErr w:type="spellStart"/>
-      <w:r>
-        <w:t>официальные</w:t>
-      </w:r>
-      <w:proofErr w:type="spellEnd"/>
-      <w:r>
-        <w:t xml:space="preserve"> </w:t>
-      </w:r>
-      <w:proofErr w:type="spellStart"/>
-      <w:r>
-        <w:t>источники</w:t>
-      </w:r>
-      <w:proofErr w:type="spellEnd"/>
-      <w:r>
-        <w:t>;</w:t>
+      <w:r>
+        <w:t>использовать только официальные источники;</w:t>
       </w:r>
     </w:p>
     <w:p>
@@ -2900,29 +2692,8 @@
           <w:numId w:val="19"/>
         </w:numPr>
       </w:pPr>
-      <w:proofErr w:type="spellStart"/>
-      <w:r>
-        <w:t>Не</w:t>
-      </w:r>
-      <w:proofErr w:type="spellEnd"/>
-      <w:r>
-        <w:t xml:space="preserve"> </w:t>
-      </w:r>
-      <w:proofErr w:type="spellStart"/>
-      <w:r>
-        <w:t>выполнять</w:t>
-      </w:r>
-      <w:proofErr w:type="spellEnd"/>
-      <w:r>
-        <w:t xml:space="preserve"> </w:t>
-      </w:r>
-      <w:proofErr w:type="spellStart"/>
-      <w:r>
-        <w:t>сброс</w:t>
-      </w:r>
-      <w:proofErr w:type="spellEnd"/>
-      <w:r>
-        <w:t xml:space="preserve"> Windows.</w:t>
+      <w:r>
+        <w:t>Не выполнять сброс Windows.</w:t>
       </w:r>
     </w:p>
     <w:p>
@@ -3198,21 +2969,8 @@
       <w:pPr>
         <w:pStyle w:val="FirstParagraph"/>
       </w:pPr>
-      <w:proofErr w:type="spellStart"/>
-      <w:r>
-        <w:t>Дополнительно</w:t>
-      </w:r>
-      <w:proofErr w:type="spellEnd"/>
-      <w:r>
-        <w:t xml:space="preserve"> </w:t>
-      </w:r>
-      <w:proofErr w:type="spellStart"/>
-      <w:r>
-        <w:t>выполнить</w:t>
-      </w:r>
-      <w:proofErr w:type="spellEnd"/>
-      <w:r>
-        <w:t>:</w:t>
+      <w:r>
+        <w:t>Дополнительно выполнить:</w:t>
       </w:r>
     </w:p>
     <w:p>
@@ -3311,13 +3069,8 @@
       <w:pPr>
         <w:pStyle w:val="a0"/>
       </w:pPr>
-      <w:proofErr w:type="spellStart"/>
-      <w:r>
-        <w:t>Пример</w:t>
-      </w:r>
-      <w:proofErr w:type="spellEnd"/>
-      <w:r>
-        <w:t>:</w:t>
+      <w:r>
+        <w:t>Пример:</w:t>
       </w:r>
     </w:p>
     <w:p>
@@ -4180,21 +3933,44 @@
       <w:pPr>
         <w:pStyle w:val="a0"/>
       </w:pPr>
-      <w:proofErr w:type="spellStart"/>
-      <w:r>
-        <w:t>Студент</w:t>
-      </w:r>
-      <w:proofErr w:type="spellEnd"/>
-      <w:r>
+      <w:r>
+        <w:t>Студент должен:</w:t>
+      </w:r>
+    </w:p>
+    <w:p>
+      <w:pPr>
+        <w:pStyle w:val="Compact"/>
+        <w:numPr>
+          <w:ilvl w:val="0"/>
+          <w:numId w:val="20"/>
+        </w:numPr>
+        <w:rPr>
+          <w:lang w:val="ru-RU"/>
+        </w:rPr>
+      </w:pPr>
+      <w:r>
+        <w:rPr>
+          <w:lang w:val="ru-RU"/>
+        </w:rPr>
+        <w:t xml:space="preserve">найти устройство в </w:t>
+      </w:r>
+      <w:r>
+        <w:t>Device</w:t>
+      </w:r>
+      <w:r>
+        <w:rPr>
+          <w:lang w:val="ru-RU"/>
+        </w:rPr>
         <w:t xml:space="preserve"> </w:t>
       </w:r>
-      <w:proofErr w:type="spellStart"/>
-      <w:r>
-        <w:t>должен</w:t>
-      </w:r>
-      <w:proofErr w:type="spellEnd"/>
-      <w:r>
-        <w:t>:</w:t>
+      <w:r>
+        <w:t>Manager</w:t>
+      </w:r>
+      <w:r>
+        <w:rPr>
+          <w:lang w:val="ru-RU"/>
+        </w:rPr>
+        <w:t>;</w:t>
       </w:r>
     </w:p>
     <w:p>
@@ -4204,66 +3980,9 @@
           <w:ilvl w:val="0"/>
           <w:numId w:val="20"/>
         </w:numPr>
-        <w:rPr>
-          <w:lang w:val="ru-RU"/>
-        </w:rPr>
-      </w:pPr>
-      <w:r>
-        <w:rPr>
-          <w:lang w:val="ru-RU"/>
-        </w:rPr>
-        <w:t xml:space="preserve">найти устройство в </w:t>
-      </w:r>
-      <w:r>
-        <w:t>Device</w:t>
-      </w:r>
-      <w:r>
-        <w:rPr>
-          <w:lang w:val="ru-RU"/>
-        </w:rPr>
-        <w:t xml:space="preserve"> </w:t>
-      </w:r>
-      <w:r>
-        <w:t>Manager</w:t>
-      </w:r>
-      <w:r>
-        <w:rPr>
-          <w:lang w:val="ru-RU"/>
-        </w:rPr>
-        <w:t>;</w:t>
-      </w:r>
-    </w:p>
-    <w:p>
-      <w:pPr>
-        <w:pStyle w:val="Compact"/>
-        <w:numPr>
-          <w:ilvl w:val="0"/>
-          <w:numId w:val="20"/>
-        </w:numPr>
-      </w:pPr>
-      <w:proofErr w:type="spellStart"/>
-      <w:r>
-        <w:t>открыть</w:t>
-      </w:r>
-      <w:proofErr w:type="spellEnd"/>
-      <w:r>
-        <w:t xml:space="preserve"> </w:t>
-      </w:r>
-      <w:proofErr w:type="spellStart"/>
-      <w:r>
-        <w:t>его</w:t>
-      </w:r>
-      <w:proofErr w:type="spellEnd"/>
-      <w:r>
-        <w:t xml:space="preserve"> </w:t>
-      </w:r>
-      <w:proofErr w:type="spellStart"/>
-      <w:r>
-        <w:t>свойства</w:t>
-      </w:r>
-      <w:proofErr w:type="spellEnd"/>
-      <w:r>
-        <w:t>;</w:t>
+      </w:pPr>
+      <w:r>
+        <w:t>открыть его свойства;</w:t>
       </w:r>
     </w:p>
     <w:p>
@@ -4397,29 +4116,8 @@
       <w:pPr>
         <w:pStyle w:val="FirstParagraph"/>
       </w:pPr>
-      <w:proofErr w:type="spellStart"/>
-      <w:r>
-        <w:t>Под</w:t>
-      </w:r>
-      <w:proofErr w:type="spellEnd"/>
-      <w:r>
-        <w:t xml:space="preserve"> </w:t>
-      </w:r>
-      <w:proofErr w:type="spellStart"/>
-      <w:r>
-        <w:t>учётной</w:t>
-      </w:r>
-      <w:proofErr w:type="spellEnd"/>
-      <w:r>
-        <w:t xml:space="preserve"> </w:t>
-      </w:r>
-      <w:proofErr w:type="spellStart"/>
-      <w:r>
-        <w:t>записью</w:t>
-      </w:r>
-      <w:proofErr w:type="spellEnd"/>
-      <w:r>
-        <w:t xml:space="preserve"> </w:t>
+      <w:r>
+        <w:t xml:space="preserve">Под учётной записью </w:t>
       </w:r>
       <w:r>
         <w:rPr>
@@ -4469,29 +4167,8 @@
           <w:numId w:val="21"/>
         </w:numPr>
       </w:pPr>
-      <w:proofErr w:type="spellStart"/>
-      <w:r>
-        <w:t>попытаться</w:t>
-      </w:r>
-      <w:proofErr w:type="spellEnd"/>
-      <w:r>
-        <w:t xml:space="preserve"> </w:t>
-      </w:r>
-      <w:proofErr w:type="spellStart"/>
-      <w:r>
-        <w:t>установить</w:t>
-      </w:r>
-      <w:proofErr w:type="spellEnd"/>
-      <w:r>
-        <w:t xml:space="preserve"> </w:t>
-      </w:r>
-      <w:proofErr w:type="spellStart"/>
-      <w:r>
-        <w:t>программу</w:t>
-      </w:r>
-      <w:proofErr w:type="spellEnd"/>
-      <w:r>
-        <w:t>;</w:t>
+      <w:r>
+        <w:t>попытаться установить программу;</w:t>
       </w:r>
     </w:p>
     <w:p>
@@ -4633,37 +4310,8 @@
           <w:numId w:val="22"/>
         </w:numPr>
       </w:pPr>
-      <w:proofErr w:type="spellStart"/>
-      <w:r>
-        <w:t>Проверить</w:t>
-      </w:r>
-      <w:proofErr w:type="spellEnd"/>
-      <w:r>
-        <w:t xml:space="preserve"> </w:t>
-      </w:r>
-      <w:proofErr w:type="spellStart"/>
-      <w:r>
-        <w:t>результат</w:t>
-      </w:r>
-      <w:proofErr w:type="spellEnd"/>
-      <w:r>
-        <w:t xml:space="preserve"> </w:t>
-      </w:r>
-      <w:proofErr w:type="spellStart"/>
-      <w:r>
-        <w:t>после</w:t>
-      </w:r>
-      <w:proofErr w:type="spellEnd"/>
-      <w:r>
-        <w:t xml:space="preserve"> </w:t>
-      </w:r>
-      <w:proofErr w:type="spellStart"/>
-      <w:r>
-        <w:t>перезагрузки</w:t>
-      </w:r>
-      <w:proofErr w:type="spellEnd"/>
-      <w:r>
-        <w:t>.</w:t>
+      <w:r>
+        <w:t>Проверить результат после перезагрузки.</w:t>
       </w:r>
     </w:p>
     <w:p>
@@ -4759,13 +4407,8 @@
           <w:numId w:val="23"/>
         </w:numPr>
       </w:pPr>
-      <w:proofErr w:type="spellStart"/>
-      <w:r>
-        <w:t>неверный</w:t>
-      </w:r>
-      <w:proofErr w:type="spellEnd"/>
-      <w:r>
-        <w:t xml:space="preserve"> DNS;</w:t>
+      <w:r>
+        <w:t>неверный DNS;</w:t>
       </w:r>
     </w:p>
     <w:p>
@@ -4806,21 +4449,8 @@
           <w:numId w:val="23"/>
         </w:numPr>
       </w:pPr>
-      <w:proofErr w:type="spellStart"/>
-      <w:r>
-        <w:t>отсутствующий</w:t>
-      </w:r>
-      <w:proofErr w:type="spellEnd"/>
-      <w:r>
-        <w:t xml:space="preserve"> </w:t>
-      </w:r>
-      <w:proofErr w:type="spellStart"/>
-      <w:r>
-        <w:t>шлюз</w:t>
-      </w:r>
-      <w:proofErr w:type="spellEnd"/>
-      <w:r>
-        <w:t>.</w:t>
+      <w:r>
+        <w:t>отсутствующий шлюз.</w:t>
       </w:r>
     </w:p>
     <w:p>
@@ -4915,21 +4545,8 @@
       <w:pPr>
         <w:pStyle w:val="FirstParagraph"/>
       </w:pPr>
-      <w:proofErr w:type="spellStart"/>
-      <w:r>
-        <w:t>Рекомендуемые</w:t>
-      </w:r>
-      <w:proofErr w:type="spellEnd"/>
-      <w:r>
-        <w:t xml:space="preserve"> </w:t>
-      </w:r>
-      <w:proofErr w:type="spellStart"/>
-      <w:r>
-        <w:t>команды</w:t>
-      </w:r>
-      <w:proofErr w:type="spellEnd"/>
-      <w:r>
-        <w:t>:</w:t>
+      <w:r>
+        <w:t>Рекомендуемые команды:</w:t>
       </w:r>
     </w:p>
     <w:p>
@@ -5041,11 +4658,9 @@
         </w:rPr>
         <w:t xml:space="preserve">С помощью </w:t>
       </w:r>
-      <w:proofErr w:type="spellStart"/>
       <w:r>
         <w:t>WinGet</w:t>
       </w:r>
-      <w:proofErr w:type="spellEnd"/>
       <w:r>
         <w:rPr>
           <w:lang w:val="ru-RU"/>
@@ -5057,13 +4672,8 @@
       <w:pPr>
         <w:pStyle w:val="a0"/>
       </w:pPr>
-      <w:proofErr w:type="spellStart"/>
-      <w:r>
-        <w:t>Пример</w:t>
-      </w:r>
-      <w:proofErr w:type="spellEnd"/>
-      <w:r>
-        <w:t>:</w:t>
+      <w:r>
+        <w:t>Пример:</w:t>
       </w:r>
     </w:p>
     <w:p>
@@ -5393,19 +5003,11 @@
       <w:pPr>
         <w:pStyle w:val="SourceCode"/>
       </w:pPr>
-      <w:proofErr w:type="spellStart"/>
-      <w:r>
-        <w:rPr>
-          <w:rStyle w:val="NormalTok"/>
-        </w:rPr>
-        <w:t>winget</w:t>
-      </w:r>
-      <w:proofErr w:type="spellEnd"/>
-      <w:r>
-        <w:rPr>
-          <w:rStyle w:val="NormalTok"/>
-        </w:rPr>
-        <w:t xml:space="preserve"> list</w:t>
+      <w:r>
+        <w:rPr>
+          <w:rStyle w:val="NormalTok"/>
+        </w:rPr>
+        <w:t>winget list</w:t>
       </w:r>
     </w:p>
     <w:p>
@@ -5469,11 +5071,9 @@
             <w:pPr>
               <w:pStyle w:val="Compact"/>
             </w:pPr>
-            <w:proofErr w:type="spellStart"/>
             <w:r>
               <w:t>Параметр</w:t>
             </w:r>
-            <w:proofErr w:type="spellEnd"/>
           </w:p>
         </w:tc>
         <w:tc>
@@ -5951,29 +5551,8 @@
           <w:numId w:val="24"/>
         </w:numPr>
       </w:pPr>
-      <w:proofErr w:type="spellStart"/>
-      <w:r>
-        <w:t>название</w:t>
-      </w:r>
-      <w:proofErr w:type="spellEnd"/>
-      <w:r>
-        <w:t xml:space="preserve"> и </w:t>
-      </w:r>
-      <w:proofErr w:type="spellStart"/>
-      <w:r>
-        <w:t>цель</w:t>
-      </w:r>
-      <w:proofErr w:type="spellEnd"/>
-      <w:r>
-        <w:t xml:space="preserve"> </w:t>
-      </w:r>
-      <w:proofErr w:type="spellStart"/>
-      <w:r>
-        <w:t>работы</w:t>
-      </w:r>
-      <w:proofErr w:type="spellEnd"/>
-      <w:r>
-        <w:t>;</w:t>
+      <w:r>
+        <w:t>название и цель работы;</w:t>
       </w:r>
     </w:p>
     <w:p>
@@ -6062,21 +5641,8 @@
           <w:numId w:val="24"/>
         </w:numPr>
       </w:pPr>
-      <w:proofErr w:type="spellStart"/>
-      <w:r>
-        <w:t>итоговый</w:t>
-      </w:r>
-      <w:proofErr w:type="spellEnd"/>
-      <w:r>
-        <w:t xml:space="preserve"> </w:t>
-      </w:r>
-      <w:proofErr w:type="spellStart"/>
-      <w:r>
-        <w:t>чек-лист</w:t>
-      </w:r>
-      <w:proofErr w:type="spellEnd"/>
-      <w:r>
-        <w:t>;</w:t>
+      <w:r>
+        <w:t>итоговый чек-лист;</w:t>
       </w:r>
     </w:p>
     <w:p>
@@ -6157,30 +5723,75 @@
         </w:numPr>
       </w:pPr>
       <w:r>
-        <w:t xml:space="preserve">Windows </w:t>
-      </w:r>
-      <w:proofErr w:type="spellStart"/>
-      <w:r>
-        <w:t>загружается</w:t>
-      </w:r>
-      <w:proofErr w:type="spellEnd"/>
-      <w:r>
-        <w:t xml:space="preserve"> </w:t>
-      </w:r>
-      <w:proofErr w:type="spellStart"/>
-      <w:r>
-        <w:t>после</w:t>
-      </w:r>
-      <w:proofErr w:type="spellEnd"/>
-      <w:r>
-        <w:t xml:space="preserve"> </w:t>
-      </w:r>
-      <w:proofErr w:type="spellStart"/>
-      <w:r>
-        <w:t>перезагрузки</w:t>
-      </w:r>
-      <w:proofErr w:type="spellEnd"/>
-      <w:r>
+        <w:t>Windows загружается после перезагрузки;</w:t>
+      </w:r>
+    </w:p>
+    <w:p>
+      <w:pPr>
+        <w:pStyle w:val="Compact"/>
+        <w:numPr>
+          <w:ilvl w:val="0"/>
+          <w:numId w:val="25"/>
+        </w:numPr>
+      </w:pPr>
+      <w:r>
+        <w:t>установлена редакция Pro;</w:t>
+      </w:r>
+    </w:p>
+    <w:p>
+      <w:pPr>
+        <w:pStyle w:val="Compact"/>
+        <w:numPr>
+          <w:ilvl w:val="0"/>
+          <w:numId w:val="25"/>
+        </w:numPr>
+      </w:pPr>
+      <w:r>
+        <w:t>имя компьютера соответствует шаблону;</w:t>
+      </w:r>
+    </w:p>
+    <w:p>
+      <w:pPr>
+        <w:pStyle w:val="Compact"/>
+        <w:numPr>
+          <w:ilvl w:val="0"/>
+          <w:numId w:val="25"/>
+        </w:numPr>
+        <w:rPr>
+          <w:lang w:val="ru-RU"/>
+        </w:rPr>
+      </w:pPr>
+      <w:r>
+        <w:rPr>
+          <w:lang w:val="ru-RU"/>
+        </w:rPr>
+        <w:t>создан администратор и обычный пользователь;</w:t>
+      </w:r>
+    </w:p>
+    <w:p>
+      <w:pPr>
+        <w:pStyle w:val="Compact"/>
+        <w:numPr>
+          <w:ilvl w:val="0"/>
+          <w:numId w:val="25"/>
+        </w:numPr>
+        <w:rPr>
+          <w:lang w:val="ru-RU"/>
+        </w:rPr>
+      </w:pPr>
+      <w:r>
+        <w:rPr>
+          <w:lang w:val="ru-RU"/>
+        </w:rPr>
+        <w:t xml:space="preserve">обычный пользователь не входит в </w:t>
+      </w:r>
+      <w:r>
+        <w:t>Administrators</w:t>
+      </w:r>
+      <w:r>
+        <w:rPr>
+          <w:lang w:val="ru-RU"/>
+        </w:rPr>
         <w:t>;</w:t>
       </w:r>
     </w:p>
@@ -6193,7 +5804,7 @@
         </w:numPr>
       </w:pPr>
       <w:r>
-        <w:t>установлена редакция Pro;</w:t>
+        <w:t>в Device Manager нет ошибок;</w:t>
       </w:r>
     </w:p>
     <w:p>
@@ -6205,7 +5816,7 @@
         </w:numPr>
       </w:pPr>
       <w:r>
-        <w:t>имя компьютера соответствует шаблону;</w:t>
+        <w:t>сеть и DNS работают;</w:t>
       </w:r>
     </w:p>
     <w:p>
@@ -6215,15 +5826,9 @@
           <w:ilvl w:val="0"/>
           <w:numId w:val="25"/>
         </w:numPr>
-        <w:rPr>
-          <w:lang w:val="ru-RU"/>
-        </w:rPr>
-      </w:pPr>
-      <w:r>
-        <w:rPr>
-          <w:lang w:val="ru-RU"/>
-        </w:rPr>
-        <w:t>создан администратор и обычный пользователь;</w:t>
+      </w:pPr>
+      <w:r>
+        <w:t>обновления установлены;</w:t>
       </w:r>
     </w:p>
     <w:p>
@@ -6233,18 +5838,54 @@
           <w:ilvl w:val="0"/>
           <w:numId w:val="25"/>
         </w:numPr>
-        <w:rPr>
-          <w:lang w:val="ru-RU"/>
-        </w:rPr>
-      </w:pPr>
-      <w:r>
-        <w:rPr>
-          <w:lang w:val="ru-RU"/>
-        </w:rPr>
-        <w:t xml:space="preserve">обычный пользователь не входит в </w:t>
-      </w:r>
-      <w:r>
-        <w:t>Administrators</w:t>
+      </w:pPr>
+      <w:r>
+        <w:t>базовые программы запускаются;</w:t>
+      </w:r>
+    </w:p>
+    <w:p>
+      <w:pPr>
+        <w:pStyle w:val="Compact"/>
+        <w:numPr>
+          <w:ilvl w:val="0"/>
+          <w:numId w:val="25"/>
+        </w:numPr>
+      </w:pPr>
+      <w:r>
+        <w:t>Defender и Firewall включены;</w:t>
+      </w:r>
+    </w:p>
+    <w:p>
+      <w:pPr>
+        <w:pStyle w:val="Compact"/>
+        <w:numPr>
+          <w:ilvl w:val="0"/>
+          <w:numId w:val="25"/>
+        </w:numPr>
+      </w:pPr>
+      <w:r>
+        <w:t>создана точка восстановления;</w:t>
+      </w:r>
+    </w:p>
+    <w:p>
+      <w:pPr>
+        <w:pStyle w:val="Compact"/>
+        <w:numPr>
+          <w:ilvl w:val="0"/>
+          <w:numId w:val="25"/>
+        </w:numPr>
+        <w:rPr>
+          <w:lang w:val="ru-RU"/>
+        </w:rPr>
+      </w:pPr>
+      <w:r>
+        <w:rPr>
+          <w:lang w:val="ru-RU"/>
+        </w:rPr>
+        <w:t xml:space="preserve">студент находит основные инструменты </w:t>
+      </w:r>
+      <w:r>
+        <w:t>WinRE</w:t>
       </w:r>
       <w:r>
         <w:rPr>
@@ -6262,7 +5903,7 @@
         </w:numPr>
       </w:pPr>
       <w:r>
-        <w:t>в Device Manager нет ошибок;</w:t>
+        <w:t>заполнен паспорт рабочего места;</w:t>
       </w:r>
     </w:p>
     <w:p>
@@ -6272,105 +5913,6 @@
           <w:ilvl w:val="0"/>
           <w:numId w:val="25"/>
         </w:numPr>
-      </w:pPr>
-      <w:r>
-        <w:t>сеть и DNS работают;</w:t>
-      </w:r>
-    </w:p>
-    <w:p>
-      <w:pPr>
-        <w:pStyle w:val="Compact"/>
-        <w:numPr>
-          <w:ilvl w:val="0"/>
-          <w:numId w:val="25"/>
-        </w:numPr>
-      </w:pPr>
-      <w:r>
-        <w:t>обновления установлены;</w:t>
-      </w:r>
-    </w:p>
-    <w:p>
-      <w:pPr>
-        <w:pStyle w:val="Compact"/>
-        <w:numPr>
-          <w:ilvl w:val="0"/>
-          <w:numId w:val="25"/>
-        </w:numPr>
-      </w:pPr>
-      <w:r>
-        <w:t>базовые программы запускаются;</w:t>
-      </w:r>
-    </w:p>
-    <w:p>
-      <w:pPr>
-        <w:pStyle w:val="Compact"/>
-        <w:numPr>
-          <w:ilvl w:val="0"/>
-          <w:numId w:val="25"/>
-        </w:numPr>
-      </w:pPr>
-      <w:r>
-        <w:t>Defender и Firewall включены;</w:t>
-      </w:r>
-    </w:p>
-    <w:p>
-      <w:pPr>
-        <w:pStyle w:val="Compact"/>
-        <w:numPr>
-          <w:ilvl w:val="0"/>
-          <w:numId w:val="25"/>
-        </w:numPr>
-      </w:pPr>
-      <w:r>
-        <w:t>создана точка восстановления;</w:t>
-      </w:r>
-    </w:p>
-    <w:p>
-      <w:pPr>
-        <w:pStyle w:val="Compact"/>
-        <w:numPr>
-          <w:ilvl w:val="0"/>
-          <w:numId w:val="25"/>
-        </w:numPr>
-        <w:rPr>
-          <w:lang w:val="ru-RU"/>
-        </w:rPr>
-      </w:pPr>
-      <w:r>
-        <w:rPr>
-          <w:lang w:val="ru-RU"/>
-        </w:rPr>
-        <w:t xml:space="preserve">студент находит основные инструменты </w:t>
-      </w:r>
-      <w:r>
-        <w:t>WinRE</w:t>
-      </w:r>
-      <w:r>
-        <w:rPr>
-          <w:lang w:val="ru-RU"/>
-        </w:rPr>
-        <w:t>;</w:t>
-      </w:r>
-    </w:p>
-    <w:p>
-      <w:pPr>
-        <w:pStyle w:val="Compact"/>
-        <w:numPr>
-          <w:ilvl w:val="0"/>
-          <w:numId w:val="25"/>
-        </w:numPr>
-      </w:pPr>
-      <w:r>
-        <w:t>заполнен паспорт рабочего места;</w:t>
-      </w:r>
-    </w:p>
-    <w:p>
-      <w:pPr>
-        <w:pStyle w:val="Compact"/>
-        <w:numPr>
-          <w:ilvl w:val="0"/>
-          <w:numId w:val="25"/>
-        </w:numPr>
         <w:rPr>
           <w:lang w:val="ru-RU"/>
         </w:rPr>
@@ -6419,21 +5961,8 @@
           <w:numId w:val="26"/>
         </w:numPr>
       </w:pPr>
-      <w:proofErr w:type="spellStart"/>
-      <w:r>
-        <w:t>использовано</w:t>
-      </w:r>
-      <w:proofErr w:type="spellEnd"/>
-      <w:r>
-        <w:t xml:space="preserve"> </w:t>
-      </w:r>
-      <w:proofErr w:type="spellStart"/>
-      <w:r>
-        <w:t>взломанное</w:t>
-      </w:r>
-      <w:proofErr w:type="spellEnd"/>
-      <w:r>
-        <w:t xml:space="preserve"> ПО;</w:t>
+      <w:r>
+        <w:t>использовано взломанное ПО;</w:t>
       </w:r>
     </w:p>
     <w:p>
@@ -6488,31 +6017,7 @@
         </w:numPr>
       </w:pPr>
       <w:r>
-        <w:t xml:space="preserve">в </w:t>
-      </w:r>
-      <w:proofErr w:type="spellStart"/>
-      <w:r>
-        <w:t>отчёте</w:t>
-      </w:r>
-      <w:proofErr w:type="spellEnd"/>
-      <w:r>
-        <w:t xml:space="preserve"> </w:t>
-      </w:r>
-      <w:proofErr w:type="spellStart"/>
-      <w:r>
-        <w:t>записаны</w:t>
-      </w:r>
-      <w:proofErr w:type="spellEnd"/>
-      <w:r>
-        <w:t xml:space="preserve"> </w:t>
-      </w:r>
-      <w:proofErr w:type="spellStart"/>
-      <w:r>
-        <w:t>пароли</w:t>
-      </w:r>
-      <w:proofErr w:type="spellEnd"/>
-      <w:r>
-        <w:t>;</w:t>
+        <w:t>в отчёте записаны пароли;</w:t>
       </w:r>
     </w:p>
     <w:p>
@@ -6771,7 +6276,7 @@
 </file>
 
 <file path=word/numbering.xml><?xml version="1.0" encoding="utf-8"?>
-<w:numbering xmlns:wpc="http://schemas.microsoft.com/office/word/2010/wordprocessingCanvas" xmlns:cx="http://schemas.microsoft.com/office/drawing/2014/chartex" xmlns:cx1="http://schemas.microsoft.com/office/drawing/2015/9/8/chartex" xmlns:cx2="http://schemas.microsoft.com/office/drawing/2015/10/21/chartex" xmlns:cx3="http://schemas.microsoft.com/office/drawing/2016/5/9/chartex" xmlns:cx4="http://schemas.microsoft.com/office/drawing/2016/5/10/chartex" xmlns:cx5="http://schemas.microsoft.com/office/drawing/2016/5/11/chartex" xmlns:cx6="http://schemas.microsoft.com/office/drawing/2016/5/12/chartex" xmlns:cx7="http://schemas.microsoft.com/office/drawing/2016/5/13/chartex" xmlns:cx8="http://schemas.microsoft.com/office/drawing/2016/5/14/chartex" xmlns:mc="http://schemas.openxmlformats.org/markup-compatibility/2006" xmlns:aink="http://schemas.microsoft.com/office/drawing/2016/ink" xmlns:am3d="http://schemas.microsoft.com/office/drawing/2017/model3d" xmlns:o="urn:schemas-microsoft-com:office:office" xmlns:oel="http://schemas.microsoft.com/office/2019/extlst" xmlns:r="http://schemas.openxmlformats.org/officeDocument/2006/relationships" xmlns:m="http://schemas.openxmlformats.org/officeDocument/2006/math" xmlns:v="urn:schemas-microsoft-com:vml" xmlns:wp14="http://schemas.microsoft.com/office/word/2010/wordprocessingDrawing" xmlns:wp="http://schemas.openxmlformats.org/drawingml/2006/wordprocessingDrawing" xmlns:w10="urn:schemas-microsoft-com:office:word" xmlns:w="http://schemas.openxmlformats.org/wordprocessingml/2006/main" xmlns:w14="http://schemas.microsoft.com/office/word/2010/wordml" xmlns:w15="http://schemas.microsoft.com/office/word/2012/wordml" xmlns:w16cei="http://schemas.microsoft.com/office/word/2026/wordml/cei" xmlns:w16cex="http://schemas.microsoft.com/office/word/2018/wordml/cex" xmlns:w16cid="http://schemas.microsoft.com/office/word/2016/wordml/cid" xmlns:w16="http://schemas.microsoft.com/office/word/2018/wordml" xmlns:w16du="http://schemas.microsoft.com/office/word/2023/wordml/word16du" xmlns:w16sdtdh="http://schemas.microsoft.com/office/word/2020/wordml/sdtdatahash" xmlns:w16sdtfl="http://schemas.microsoft.com/office/word/2024/wordml/sdtformatlock" xmlns:w16se="http://schemas.microsoft.com/office/word/2015/wordml/symex" xmlns:wpg="http://schemas.microsoft.com/office/word/2010/wordprocessingGroup" xmlns:wpi="http://schemas.microsoft.com/office/word/2010/wordprocessingInk" xmlns:wne="http://schemas.microsoft.com/office/word/2006/wordml" xmlns:wps="http://schemas.microsoft.com/office/word/2010/wordprocessingShape" mc:Ignorable="w14 w15 w16se w16cid w16 w16cex w16sdtdh w16sdtfl w16du wp14">
+<w:numbering xmlns:wpc="http://schemas.microsoft.com/office/word/2010/wordprocessingCanvas" xmlns:cx="http://schemas.microsoft.com/office/drawing/2014/chartex" xmlns:cx1="http://schemas.microsoft.com/office/drawing/2015/9/8/chartex" xmlns:cx2="http://schemas.microsoft.com/office/drawing/2015/10/21/chartex" xmlns:cx3="http://schemas.microsoft.com/office/drawing/2016/5/9/chartex" xmlns:cx4="http://schemas.microsoft.com/office/drawing/2016/5/10/chartex" xmlns:cx5="http://schemas.microsoft.com/office/drawing/2016/5/11/chartex" xmlns:cx6="http://schemas.microsoft.com/office/drawing/2016/5/12/chartex" xmlns:cx7="http://schemas.microsoft.com/office/drawing/2016/5/13/chartex" xmlns:cx8="http://schemas.microsoft.com/office/drawing/2016/5/14/chartex" xmlns:mc="http://schemas.openxmlformats.org/markup-compatibility/2006" xmlns:aink="http://schemas.microsoft.com/office/drawing/2016/ink" xmlns:am3d="http://schemas.microsoft.com/office/drawing/2017/model3d" xmlns:o="urn:schemas-microsoft-com:office:office" xmlns:oel="http://schemas.microsoft.com/office/2019/extlst" xmlns:r="http://schemas.openxmlformats.org/officeDocument/2006/relationships" xmlns:m="http://schemas.openxmlformats.org/officeDocument/2006/math" xmlns:v="urn:schemas-microsoft-com:vml" xmlns:wp14="http://schemas.microsoft.com/office/word/2010/wordprocessingDrawing" xmlns:wp="http://schemas.openxmlformats.org/drawingml/2006/wordprocessingDrawing" xmlns:w10="urn:schemas-microsoft-com:office:word" xmlns:w="http://schemas.openxmlformats.org/wordprocessingml/2006/main" xmlns:w14="http://schemas.microsoft.com/office/word/2010/wordml" xmlns:w15="http://schemas.microsoft.com/office/word/2012/wordml" xmlns:w16cex="http://schemas.microsoft.com/office/word/2018/wordml/cex" xmlns:w16cid="http://schemas.microsoft.com/office/word/2016/wordml/cid" xmlns:w16="http://schemas.microsoft.com/office/word/2018/wordml" xmlns:w16du="http://schemas.microsoft.com/office/word/2023/wordml/word16du" xmlns:w16sdtdh="http://schemas.microsoft.com/office/word/2020/wordml/sdtdatahash" xmlns:w16sdtfl="http://schemas.microsoft.com/office/word/2024/wordml/sdtformatlock" xmlns:w16se="http://schemas.microsoft.com/office/word/2015/wordml/symex" xmlns:wpg="http://schemas.microsoft.com/office/word/2010/wordprocessingGroup" xmlns:wpi="http://schemas.microsoft.com/office/word/2010/wordprocessingInk" xmlns:wne="http://schemas.microsoft.com/office/word/2006/wordml" xmlns:wps="http://schemas.microsoft.com/office/word/2010/wordprocessingShape" mc:Ignorable="w14 w15 w16se w16cid w16 w16cex w16sdtdh w16sdtfl w16du wp14">
   <w:abstractNum w:abstractNumId="0" w15:restartNumberingAfterBreak="0">
     <w:nsid w:val="0000A990"/>
     <w:multiLevelType w:val="multilevel"/>
